--- a/projects/ciszupy/docs/docx/CHANGELOG.docx
+++ b/projects/ciszupy/docs/docx/CHANGELOG.docx
@@ -7,7 +7,7 @@
         <w:pStyle w:val="FirstParagraph"/>
       </w:pPr>
       <w:r>
-        <w:t xml:space="preserve">CISZUBOT - DOCUMENTACIÓN OFICIAL</w:t>
+        <w:t xml:space="preserve">CISZUPY - DOCUMENTACIÓN OFICIAL</w:t>
       </w:r>
       <w:r>
         <w:t xml:space="preserve"> </w:t>
@@ -19,19 +19,19 @@
         <w:t xml:space="preserve"> </w:t>
       </w:r>
       <w:r>
-        <w:t xml:space="preserve">Versión: 2.5.5</w:t>
-      </w:r>
-      <w:r>
-        <w:t xml:space="preserve"> </w:t>
-      </w:r>
-      <w:r>
-        <w:t xml:space="preserve">Actualización: 2026-07-28</w:t>
-      </w:r>
-      <w:r>
-        <w:t xml:space="preserve"> </w:t>
-      </w:r>
-      <w:r>
-        <w:t xml:space="preserve">Identificador: CHANGELOG_V2.5.5_2026_07_28_ciszubot</w:t>
+        <w:t xml:space="preserve">Versión: 0.1.0</w:t>
+      </w:r>
+      <w:r>
+        <w:t xml:space="preserve"> </w:t>
+      </w:r>
+      <w:r>
+        <w:t xml:space="preserve">Actualización: 2026-09-17</w:t>
+      </w:r>
+      <w:r>
+        <w:t xml:space="preserve"> </w:t>
+      </w:r>
+      <w:r>
+        <w:t xml:space="preserve">Identificador: CHANGELOG_V0.1.0_2026_09_17_ciszupy</w:t>
       </w:r>
     </w:p>
     <w:p>
@@ -62,101 +62,43 @@
         <w:pStyle w:val="BodyText"/>
       </w:pPr>
       <w:r>
-        <w:t xml:space="preserve">v2.5.5 (2026)</w:t>
-      </w:r>
-      <w:r>
-        <w:t xml:space="preserve"> </w:t>
-      </w:r>
-      <w:r>
-        <w:t xml:space="preserve">- Bot funcional con 12 comandos en Discord.js v14</w:t>
-      </w:r>
-      <w:r>
-        <w:t xml:space="preserve"> </w:t>
-      </w:r>
-      <w:r>
-        <w:t xml:space="preserve">- Implementación de slash commands globales</w:t>
-      </w:r>
-      <w:r>
-        <w:t xml:space="preserve"> </w:t>
-      </w:r>
-      <w:r>
-        <w:t xml:space="preserve">- Sistema de comandos con prefix cz! y / slash</w:t>
-      </w:r>
-      <w:r>
-        <w:t xml:space="preserve"> </w:t>
-      </w:r>
-      <w:r>
-        <w:t xml:space="preserve">- Panel de administración Express en puerto 5000</w:t>
-      </w:r>
-      <w:r>
-        <w:t xml:space="preserve"> </w:t>
-      </w:r>
-      <w:r>
-        <w:t xml:space="preserve">- Landing page promocional en Next.js 15</w:t>
-      </w:r>
-      <w:r>
-        <w:t xml:space="preserve"> </w:t>
-      </w:r>
-      <w:r>
-        <w:t xml:space="preserve">- Logging a consola y archivo</w:t>
-      </w:r>
-      <w:r>
-        <w:t xml:space="preserve"> </w:t>
-      </w:r>
-      <w:r>
-        <w:t xml:space="preserve">- Manejo de eventos guildCreate/guildDelete</w:t>
-      </w:r>
-    </w:p>
-    <w:p>
-      <w:pPr>
-        <w:pStyle w:val="BodyText"/>
-      </w:pPr>
-      <w:r>
-        <w:t xml:space="preserve">v2.0.0 (2025)</w:t>
-      </w:r>
-      <w:r>
-        <w:t xml:space="preserve"> </w:t>
-      </w:r>
-      <w:r>
-        <w:t xml:space="preserve">- Migración a Discord.js v14</w:t>
-      </w:r>
-      <w:r>
-        <w:t xml:space="preserve"> </w:t>
-      </w:r>
-      <w:r>
-        <w:t xml:space="preserve">- Implementación de alias en español para todos los comandos</w:t>
-      </w:r>
-      <w:r>
-        <w:t xml:space="preserve"> </w:t>
-      </w:r>
-      <w:r>
-        <w:t xml:space="preserve">- Sistema de embeds con paleta de colores personalizada</w:t>
-      </w:r>
-    </w:p>
-    <w:p>
-      <w:pPr>
-        <w:pStyle w:val="BodyText"/>
-      </w:pPr>
-      <w:r>
-        <w:t xml:space="preserve">v1.0.0 (2024)</w:t>
-      </w:r>
-      <w:r>
-        <w:t xml:space="preserve"> </w:t>
-      </w:r>
-      <w:r>
-        <w:t xml:space="preserve">- Bot inicial con comandos básicos</w:t>
-      </w:r>
-      <w:r>
-        <w:t xml:space="preserve"> </w:t>
-      </w:r>
-      <w:r>
-        <w:t xml:space="preserve">- Sistema de prefix cz!</w:t>
-      </w:r>
-      <w:r>
-        <w:t xml:space="preserve"> </w:t>
-      </w:r>
-      <w:r>
-        <w:t xml:space="preserve">- Comandos de utilidad y diversión</w:t>
+        <w:t xml:space="preserve">v0.1.0 (2026-09-17)</w:t>
+      </w:r>
+      <w:r>
+        <w:t xml:space="preserve"> </w:t>
+      </w:r>
+      <w:r>
+        <w:t xml:space="preserve">- CLI inicial con Typer</w:t>
+      </w:r>
+      <w:r>
+        <w:t xml:space="preserve"> </w:t>
+      </w:r>
+      <w:r>
+        <w:t xml:space="preserve">- Comandos: help, helloworldmemetest, profesor, papa, mama</w:t>
+      </w:r>
+      <w:r>
+        <w:t xml:space="preserve"> </w:t>
+      </w:r>
+      <w:r>
+        <w:t xml:space="preserve">- Salida en consola con Rich</w:t>
+      </w:r>
+      <w:r>
+        <w:t xml:space="preserve"> </w:t>
+      </w:r>
+      <w:r>
+        <w:t xml:space="preserve">- Hotkeys globales con Keyboard</w:t>
+      </w:r>
+      <w:r>
+        <w:t xml:space="preserve"> </w:t>
+      </w:r>
+      <w:r>
+        <w:t xml:space="preserve">- Auto-instalación de dependencias</w:t>
+      </w:r>
+      <w:r>
+        <w:t xml:space="preserve"> </w:t>
+      </w:r>
+      <w:r>
+        <w:t xml:space="preserve">- Clear screen automático</w:t>
       </w:r>
     </w:p>
     <w:p>
@@ -179,101 +121,43 @@
         <w:pStyle w:val="BodyText"/>
       </w:pPr>
       <w:r>
-        <w:t xml:space="preserve">v2.5.5 (2026)</w:t>
-      </w:r>
-      <w:r>
-        <w:t xml:space="preserve"> </w:t>
-      </w:r>
-      <w:r>
-        <w:t xml:space="preserve">- Functional bot with 12 commands on Discord.js v14</w:t>
-      </w:r>
-      <w:r>
-        <w:t xml:space="preserve"> </w:t>
-      </w:r>
-      <w:r>
-        <w:t xml:space="preserve">- Global slash command implementation</w:t>
-      </w:r>
-      <w:r>
-        <w:t xml:space="preserve"> </w:t>
-      </w:r>
-      <w:r>
-        <w:t xml:space="preserve">- Command system with cz! prefix and / slash</w:t>
-      </w:r>
-      <w:r>
-        <w:t xml:space="preserve"> </w:t>
-      </w:r>
-      <w:r>
-        <w:t xml:space="preserve">- Express admin panel on port 5000</w:t>
-      </w:r>
-      <w:r>
-        <w:t xml:space="preserve"> </w:t>
-      </w:r>
-      <w:r>
-        <w:t xml:space="preserve">- Promotional landing page in Next.js 15</w:t>
-      </w:r>
-      <w:r>
-        <w:t xml:space="preserve"> </w:t>
-      </w:r>
-      <w:r>
-        <w:t xml:space="preserve">- Console and file logging</w:t>
-      </w:r>
-      <w:r>
-        <w:t xml:space="preserve"> </w:t>
-      </w:r>
-      <w:r>
-        <w:t xml:space="preserve">- GuildCreate/guildDelete event handling</w:t>
-      </w:r>
-    </w:p>
-    <w:p>
-      <w:pPr>
-        <w:pStyle w:val="BodyText"/>
-      </w:pPr>
-      <w:r>
-        <w:t xml:space="preserve">v2.0.0 (2025)</w:t>
-      </w:r>
-      <w:r>
-        <w:t xml:space="preserve"> </w:t>
-      </w:r>
-      <w:r>
-        <w:t xml:space="preserve">- Migration to Discord.js v14</w:t>
-      </w:r>
-      <w:r>
-        <w:t xml:space="preserve"> </w:t>
-      </w:r>
-      <w:r>
-        <w:t xml:space="preserve">- Spanish alias implementation for all commands</w:t>
-      </w:r>
-      <w:r>
-        <w:t xml:space="preserve"> </w:t>
-      </w:r>
-      <w:r>
-        <w:t xml:space="preserve">- Custom color palette embed system</w:t>
-      </w:r>
-    </w:p>
-    <w:p>
-      <w:pPr>
-        <w:pStyle w:val="BodyText"/>
-      </w:pPr>
-      <w:r>
-        <w:t xml:space="preserve">v1.0.0 (2024)</w:t>
-      </w:r>
-      <w:r>
-        <w:t xml:space="preserve"> </w:t>
-      </w:r>
-      <w:r>
-        <w:t xml:space="preserve">- Initial bot with basic commands</w:t>
-      </w:r>
-      <w:r>
-        <w:t xml:space="preserve"> </w:t>
-      </w:r>
-      <w:r>
-        <w:t xml:space="preserve">- cz! prefix system</w:t>
-      </w:r>
-      <w:r>
-        <w:t xml:space="preserve"> </w:t>
-      </w:r>
-      <w:r>
-        <w:t xml:space="preserve">- Utility and fun commands</w:t>
+        <w:t xml:space="preserve">v0.1.0 (2026-09-17)</w:t>
+      </w:r>
+      <w:r>
+        <w:t xml:space="preserve"> </w:t>
+      </w:r>
+      <w:r>
+        <w:t xml:space="preserve">- Initial CLI with Typer</w:t>
+      </w:r>
+      <w:r>
+        <w:t xml:space="preserve"> </w:t>
+      </w:r>
+      <w:r>
+        <w:t xml:space="preserve">- Commands: help, helloworldmemetest, profesor, papa, mama</w:t>
+      </w:r>
+      <w:r>
+        <w:t xml:space="preserve"> </w:t>
+      </w:r>
+      <w:r>
+        <w:t xml:space="preserve">- Rich console output</w:t>
+      </w:r>
+      <w:r>
+        <w:t xml:space="preserve"> </w:t>
+      </w:r>
+      <w:r>
+        <w:t xml:space="preserve">- Global hotkeys with Keyboard</w:t>
+      </w:r>
+      <w:r>
+        <w:t xml:space="preserve"> </w:t>
+      </w:r>
+      <w:r>
+        <w:t xml:space="preserve">- Auto-install dependencies</w:t>
+      </w:r>
+      <w:r>
+        <w:t xml:space="preserve"> </w:t>
+      </w:r>
+      <w:r>
+        <w:t xml:space="preserve">- Auto clear screen</w:t>
       </w:r>
     </w:p>
     <w:sectPr>
